--- a/Practical-9,10,11,12/Practical_9.docx
+++ b/Practical-9,10,11,12/Practical_9.docx
@@ -126,6 +126,8 @@
       </w:r>
     </w:p>
     <w:p>
+      <w:bookmarkStart w:id="0" w:name="_GoBack"/>
+      <w:bookmarkEnd w:id="0"/>
       <w:r>
         <w:br w:type="page"/>
       </w:r>
@@ -157,9 +159,9 @@
       <w:r>
         <w:drawing>
           <wp:inline distT="0" distB="0" distL="114300" distR="114300">
-            <wp:extent cx="3486150" cy="5867400"/>
-            <wp:effectExtent l="0" t="0" r="3810" b="0"/>
-            <wp:docPr id="2" name="Picture 2"/>
+            <wp:extent cx="3046095" cy="3539490"/>
+            <wp:effectExtent l="0" t="0" r="1905" b="11430"/>
+            <wp:docPr id="3" name="Picture 1"/>
             <wp:cNvGraphicFramePr>
               <a:graphicFrameLocks xmlns:a="http://schemas.openxmlformats.org/drawingml/2006/main" noChangeAspect="1"/>
             </wp:cNvGraphicFramePr>
@@ -167,7 +169,7 @@
               <a:graphicData uri="http://schemas.openxmlformats.org/drawingml/2006/picture">
                 <pic:pic xmlns:pic="http://schemas.openxmlformats.org/drawingml/2006/picture">
                   <pic:nvPicPr>
-                    <pic:cNvPr id="2" name="Picture 2"/>
+                    <pic:cNvPr id="3" name="Picture 1"/>
                     <pic:cNvPicPr>
                       <a:picLocks noChangeAspect="1"/>
                     </pic:cNvPicPr>
@@ -181,7 +183,7 @@
                   <pic:spPr>
                     <a:xfrm>
                       <a:off x="0" y="0"/>
-                      <a:ext cx="3486150" cy="5867400"/>
+                      <a:ext cx="3046095" cy="3539490"/>
                     </a:xfrm>
                     <a:prstGeom prst="rect">
                       <a:avLst/>
@@ -202,27 +204,12 @@
       <w:pPr>
         <w:spacing w:after="240"/>
       </w:pPr>
-    </w:p>
-    <w:p>
-      <w:pPr>
-        <w:spacing w:after="240"/>
-      </w:pPr>
-    </w:p>
-    <w:p>
-      <w:pPr>
-        <w:spacing w:after="240"/>
-      </w:pPr>
-    </w:p>
-    <w:p>
-      <w:pPr>
-        <w:spacing w:after="240"/>
-      </w:pPr>
       <w:r>
         <w:drawing>
           <wp:inline distT="0" distB="0" distL="114300" distR="114300">
-            <wp:extent cx="3467100" cy="5886450"/>
-            <wp:effectExtent l="0" t="0" r="7620" b="11430"/>
-            <wp:docPr id="1" name="Picture 1"/>
+            <wp:extent cx="5722620" cy="2446655"/>
+            <wp:effectExtent l="0" t="0" r="7620" b="6985"/>
+            <wp:docPr id="5" name="Picture 2"/>
             <wp:cNvGraphicFramePr>
               <a:graphicFrameLocks xmlns:a="http://schemas.openxmlformats.org/drawingml/2006/main" noChangeAspect="1"/>
             </wp:cNvGraphicFramePr>
@@ -230,7 +217,7 @@
               <a:graphicData uri="http://schemas.openxmlformats.org/drawingml/2006/picture">
                 <pic:pic xmlns:pic="http://schemas.openxmlformats.org/drawingml/2006/picture">
                   <pic:nvPicPr>
-                    <pic:cNvPr id="1" name="Picture 1"/>
+                    <pic:cNvPr id="5" name="Picture 2"/>
                     <pic:cNvPicPr>
                       <a:picLocks noChangeAspect="1"/>
                     </pic:cNvPicPr>
@@ -244,7 +231,7 @@
                   <pic:spPr>
                     <a:xfrm>
                       <a:off x="0" y="0"/>
-                      <a:ext cx="3467100" cy="5886450"/>
+                      <a:ext cx="5722620" cy="2446655"/>
                     </a:xfrm>
                     <a:prstGeom prst="rect">
                       <a:avLst/>
@@ -265,217 +252,6 @@
       <w:pPr>
         <w:spacing w:after="240"/>
       </w:pPr>
-      <w:r>
-        <w:rPr>
-          <w:rFonts w:ascii="SimSun" w:hAnsi="SimSun" w:eastAsia="SimSun" w:cs="SimSun"/>
-          <w:sz w:val="24"/>
-          <w:szCs w:val="24"/>
-        </w:rPr>
-        <w:drawing>
-          <wp:inline distT="0" distB="0" distL="114300" distR="114300">
-            <wp:extent cx="304800" cy="304800"/>
-            <wp:effectExtent l="0" t="0" r="0" b="0"/>
-            <wp:docPr id="10" name="Picture 10" descr="IMG_256"/>
-            <wp:cNvGraphicFramePr>
-              <a:graphicFrameLocks xmlns:a="http://schemas.openxmlformats.org/drawingml/2006/main" noChangeAspect="1"/>
-            </wp:cNvGraphicFramePr>
-            <a:graphic xmlns:a="http://schemas.openxmlformats.org/drawingml/2006/main">
-              <a:graphicData uri="http://schemas.openxmlformats.org/drawingml/2006/picture">
-                <pic:pic xmlns:pic="http://schemas.openxmlformats.org/drawingml/2006/picture">
-                  <pic:nvPicPr>
-                    <pic:cNvPr id="10" name="Picture 10" descr="IMG_256"/>
-                    <pic:cNvPicPr>
-                      <a:picLocks noChangeAspect="1"/>
-                    </pic:cNvPicPr>
-                  </pic:nvPicPr>
-                  <pic:blipFill>
-                    <a:blip r:embed="rId8"/>
-                    <a:stretch>
-                      <a:fillRect/>
-                    </a:stretch>
-                  </pic:blipFill>
-                  <pic:spPr>
-                    <a:xfrm>
-                      <a:off x="0" y="0"/>
-                      <a:ext cx="304800" cy="304800"/>
-                    </a:xfrm>
-                    <a:prstGeom prst="rect">
-                      <a:avLst/>
-                    </a:prstGeom>
-                    <a:noFill/>
-                    <a:ln w="9525">
-                      <a:noFill/>
-                    </a:ln>
-                  </pic:spPr>
-                </pic:pic>
-              </a:graphicData>
-            </a:graphic>
-          </wp:inline>
-        </w:drawing>
-      </w:r>
-    </w:p>
-    <w:p>
-      <w:bookmarkStart w:id="0" w:name="_GoBack"/>
-      <w:bookmarkEnd w:id="0"/>
-    </w:p>
-    <w:p/>
-    <w:p/>
-    <w:p/>
-    <w:p/>
-    <w:p/>
-    <w:p/>
-    <w:p/>
-    <w:p/>
-    <w:p/>
-    <w:p/>
-    <w:p>
-      <w:pPr>
-        <w:spacing w:after="240"/>
-      </w:pPr>
-      <w:r>
-        <w:rPr>
-          <w:rFonts w:ascii="SimSun" w:hAnsi="SimSun" w:eastAsia="SimSun" w:cs="SimSun"/>
-          <w:sz w:val="24"/>
-          <w:szCs w:val="24"/>
-        </w:rPr>
-        <w:drawing>
-          <wp:inline distT="0" distB="0" distL="114300" distR="114300">
-            <wp:extent cx="304800" cy="304800"/>
-            <wp:effectExtent l="0" t="0" r="0" b="0"/>
-            <wp:docPr id="4" name="Picture 4" descr="IMG_256"/>
-            <wp:cNvGraphicFramePr>
-              <a:graphicFrameLocks xmlns:a="http://schemas.openxmlformats.org/drawingml/2006/main" noChangeAspect="1"/>
-            </wp:cNvGraphicFramePr>
-            <a:graphic xmlns:a="http://schemas.openxmlformats.org/drawingml/2006/main">
-              <a:graphicData uri="http://schemas.openxmlformats.org/drawingml/2006/picture">
-                <pic:pic xmlns:pic="http://schemas.openxmlformats.org/drawingml/2006/picture">
-                  <pic:nvPicPr>
-                    <pic:cNvPr id="4" name="Picture 4" descr="IMG_256"/>
-                    <pic:cNvPicPr>
-                      <a:picLocks noChangeAspect="1"/>
-                    </pic:cNvPicPr>
-                  </pic:nvPicPr>
-                  <pic:blipFill>
-                    <a:blip r:embed="rId8"/>
-                    <a:stretch>
-                      <a:fillRect/>
-                    </a:stretch>
-                  </pic:blipFill>
-                  <pic:spPr>
-                    <a:xfrm>
-                      <a:off x="0" y="0"/>
-                      <a:ext cx="304800" cy="304800"/>
-                    </a:xfrm>
-                    <a:prstGeom prst="rect">
-                      <a:avLst/>
-                    </a:prstGeom>
-                    <a:noFill/>
-                    <a:ln w="9525">
-                      <a:noFill/>
-                    </a:ln>
-                  </pic:spPr>
-                </pic:pic>
-              </a:graphicData>
-            </a:graphic>
-          </wp:inline>
-        </w:drawing>
-      </w:r>
-      <w:r>
-        <w:rPr>
-          <w:rFonts w:ascii="SimSun" w:hAnsi="SimSun" w:eastAsia="SimSun" w:cs="SimSun"/>
-          <w:sz w:val="24"/>
-          <w:szCs w:val="24"/>
-        </w:rPr>
-        <w:drawing>
-          <wp:inline distT="0" distB="0" distL="114300" distR="114300">
-            <wp:extent cx="304800" cy="304800"/>
-            <wp:effectExtent l="0" t="0" r="0" b="0"/>
-            <wp:docPr id="8" name="Picture 8" descr="IMG_256"/>
-            <wp:cNvGraphicFramePr>
-              <a:graphicFrameLocks xmlns:a="http://schemas.openxmlformats.org/drawingml/2006/main" noChangeAspect="1"/>
-            </wp:cNvGraphicFramePr>
-            <a:graphic xmlns:a="http://schemas.openxmlformats.org/drawingml/2006/main">
-              <a:graphicData uri="http://schemas.openxmlformats.org/drawingml/2006/picture">
-                <pic:pic xmlns:pic="http://schemas.openxmlformats.org/drawingml/2006/picture">
-                  <pic:nvPicPr>
-                    <pic:cNvPr id="8" name="Picture 8" descr="IMG_256"/>
-                    <pic:cNvPicPr>
-                      <a:picLocks noChangeAspect="1"/>
-                    </pic:cNvPicPr>
-                  </pic:nvPicPr>
-                  <pic:blipFill>
-                    <a:blip r:embed="rId8"/>
-                    <a:stretch>
-                      <a:fillRect/>
-                    </a:stretch>
-                  </pic:blipFill>
-                  <pic:spPr>
-                    <a:xfrm>
-                      <a:off x="0" y="0"/>
-                      <a:ext cx="304800" cy="304800"/>
-                    </a:xfrm>
-                    <a:prstGeom prst="rect">
-                      <a:avLst/>
-                    </a:prstGeom>
-                    <a:noFill/>
-                    <a:ln w="9525">
-                      <a:noFill/>
-                    </a:ln>
-                  </pic:spPr>
-                </pic:pic>
-              </a:graphicData>
-            </a:graphic>
-          </wp:inline>
-        </w:drawing>
-      </w:r>
-      <w:r>
-        <w:rPr>
-          <w:rFonts w:ascii="SimSun" w:hAnsi="SimSun" w:eastAsia="SimSun" w:cs="SimSun"/>
-          <w:sz w:val="24"/>
-          <w:szCs w:val="24"/>
-        </w:rPr>
-        <w:drawing>
-          <wp:inline distT="0" distB="0" distL="114300" distR="114300">
-            <wp:extent cx="304800" cy="304800"/>
-            <wp:effectExtent l="0" t="0" r="0" b="0"/>
-            <wp:docPr id="9" name="Picture 9" descr="IMG_256"/>
-            <wp:cNvGraphicFramePr>
-              <a:graphicFrameLocks xmlns:a="http://schemas.openxmlformats.org/drawingml/2006/main" noChangeAspect="1"/>
-            </wp:cNvGraphicFramePr>
-            <a:graphic xmlns:a="http://schemas.openxmlformats.org/drawingml/2006/main">
-              <a:graphicData uri="http://schemas.openxmlformats.org/drawingml/2006/picture">
-                <pic:pic xmlns:pic="http://schemas.openxmlformats.org/drawingml/2006/picture">
-                  <pic:nvPicPr>
-                    <pic:cNvPr id="9" name="Picture 9" descr="IMG_256"/>
-                    <pic:cNvPicPr>
-                      <a:picLocks noChangeAspect="1"/>
-                    </pic:cNvPicPr>
-                  </pic:nvPicPr>
-                  <pic:blipFill>
-                    <a:blip r:embed="rId8"/>
-                    <a:stretch>
-                      <a:fillRect/>
-                    </a:stretch>
-                  </pic:blipFill>
-                  <pic:spPr>
-                    <a:xfrm>
-                      <a:off x="0" y="0"/>
-                      <a:ext cx="304800" cy="304800"/>
-                    </a:xfrm>
-                    <a:prstGeom prst="rect">
-                      <a:avLst/>
-                    </a:prstGeom>
-                    <a:noFill/>
-                    <a:ln w="9525">
-                      <a:noFill/>
-                    </a:ln>
-                  </pic:spPr>
-                </pic:pic>
-              </a:graphicData>
-            </a:graphic>
-          </wp:inline>
-        </w:drawing>
-      </w:r>
       <w:r>
         <w:drawing>
           <wp:inline distT="0" distB="0" distL="0" distR="0">
@@ -495,7 +271,7 @@
                     </pic:cNvPicPr>
                   </pic:nvPicPr>
                   <pic:blipFill>
-                    <a:blip r:embed="rId9"/>
+                    <a:blip r:embed="rId8"/>
                     <a:stretch>
                       <a:fillRect/>
                     </a:stretch>
@@ -524,6 +300,17 @@
     <w:p>
       <w:pPr>
         <w:spacing w:before="240" w:after="120"/>
+        <w:rPr>
+          <w:b/>
+          <w:bCs/>
+          <w:sz w:val="28"/>
+          <w:szCs w:val="28"/>
+        </w:rPr>
+      </w:pPr>
+    </w:p>
+    <w:p>
+      <w:pPr>
+        <w:spacing w:before="240" w:after="120"/>
       </w:pPr>
       <w:r>
         <w:rPr>
@@ -538,46 +325,25 @@
     <w:p>
       <w:pPr>
         <w:spacing w:after="120" w:line="276" w:lineRule="auto"/>
-        <w:rPr>
-          <w:rFonts w:hint="default"/>
-        </w:rPr>
-      </w:pPr>
-      <w:r>
-        <w:rPr>
-          <w:rFonts w:hint="default"/>
-        </w:rPr>
+      </w:pPr>
+      <w:r>
         <w:fldChar w:fldCharType="begin"/>
       </w:r>
       <w:r>
-        <w:rPr>
-          <w:rFonts w:hint="default"/>
-        </w:rPr>
-        <w:instrText xml:space="preserve"> HYPERLINK "https://github.com/ayushposhiya00-lab/Student-Hub/tree/main/Practical-7%268%269" </w:instrText>
-      </w:r>
-      <w:r>
-        <w:rPr>
-          <w:rFonts w:hint="default"/>
-        </w:rPr>
+        <w:instrText xml:space="preserve"> HYPERLINK "https://github.com/yakshu205/StudentHub/tree/main/Practical-9%2C10%2C11%2C12" </w:instrText>
+      </w:r>
+      <w:r>
         <w:fldChar w:fldCharType="separate"/>
       </w:r>
       <w:r>
         <w:rPr>
           <w:rStyle w:val="16"/>
-          <w:rFonts w:hint="default"/>
         </w:rPr>
-        <w:t>https://github.com/ayushposhiya00-lab/Student-Hub/tree/main/Practical-7%268%269</w:t>
-      </w:r>
-      <w:r>
-        <w:rPr>
-          <w:rFonts w:hint="default"/>
-        </w:rPr>
+        <w:t>https://github.com/yakshu205/StudentHub/tree/main/Practical-9%2C10%2C11%2C12</w:t>
+      </w:r>
+      <w:r>
         <w:fldChar w:fldCharType="end"/>
       </w:r>
-    </w:p>
-    <w:p>
-      <w:pPr>
-        <w:spacing w:after="120" w:line="276" w:lineRule="auto"/>
-      </w:pPr>
     </w:p>
     <w:p>
       <w:pPr>
@@ -707,7 +473,19 @@
         <w:szCs w:val="24"/>
         <w:highlight w:val="yellow"/>
       </w:rPr>
-      <w:t>25DCE092</w:t>
+      <w:t>25DCE0</w:t>
+    </w:r>
+    <w:r>
+      <w:rPr>
+        <w:rFonts w:hint="default"/>
+        <w:b/>
+        <w:bCs/>
+        <w:sz w:val="24"/>
+        <w:szCs w:val="24"/>
+        <w:highlight w:val="yellow"/>
+        <w:lang w:val="en-US"/>
+      </w:rPr>
+      <w:t>14</w:t>
     </w:r>
     <w:r>
       <w:rPr>
@@ -893,7 +671,7 @@
     <w:lsdException w:uiPriority="39" w:name="toc 8"/>
     <w:lsdException w:uiPriority="39" w:name="toc 9"/>
     <w:lsdException w:uiPriority="99" w:name="Normal Indent"/>
-    <w:lsdException w:uiPriority="99" w:name="footnote text"/>
+    <w:lsdException w:qFormat="1" w:uiPriority="99" w:name="footnote text"/>
     <w:lsdException w:uiPriority="99" w:name="annotation text"/>
     <w:lsdException w:qFormat="1" w:uiPriority="99" w:semiHidden="0" w:name="header"/>
     <w:lsdException w:qFormat="1" w:uiPriority="99" w:semiHidden="0" w:name="footer"/>
@@ -907,7 +685,7 @@
     <w:lsdException w:uiPriority="99" w:name="line number"/>
     <w:lsdException w:uiPriority="99" w:name="page number"/>
     <w:lsdException w:qFormat="1" w:uiPriority="99" w:name="endnote reference"/>
-    <w:lsdException w:uiPriority="99" w:name="endnote text"/>
+    <w:lsdException w:qFormat="1" w:uiPriority="99" w:name="endnote text"/>
     <w:lsdException w:uiPriority="99" w:name="table of authorities"/>
     <w:lsdException w:uiPriority="99" w:name="macro"/>
     <w:lsdException w:uiPriority="99" w:name="toa heading"/>
@@ -1264,6 +1042,7 @@
     <w:link w:val="21"/>
     <w:semiHidden/>
     <w:unhideWhenUsed/>
+    <w:qFormat/>
     <w:uiPriority w:val="99"/>
     <w:rPr>
       <w:rFonts w:ascii="Times New Roman" w:hAnsi="Times New Roman" w:eastAsia="Times New Roman" w:cs="Times New Roman"/>
@@ -1301,6 +1080,7 @@
     <w:link w:val="20"/>
     <w:semiHidden/>
     <w:unhideWhenUsed/>
+    <w:qFormat/>
     <w:uiPriority w:val="99"/>
     <w:rPr>
       <w:rFonts w:ascii="Times New Roman" w:hAnsi="Times New Roman" w:eastAsia="Times New Roman" w:cs="Times New Roman"/>
@@ -1373,6 +1153,7 @@
     <w:link w:val="14"/>
     <w:semiHidden/>
     <w:unhideWhenUsed/>
+    <w:qFormat/>
     <w:uiPriority w:val="99"/>
     <w:rPr>
       <w:sz w:val="20"/>

--- a/Practical-9,10,11,12/Practical_9.docx
+++ b/Practical-9,10,11,12/Practical_9.docx
@@ -126,11 +126,11 @@
       </w:r>
     </w:p>
     <w:p>
+      <w:r>
+        <w:br w:type="page"/>
+      </w:r>
       <w:bookmarkStart w:id="0" w:name="_GoBack"/>
       <w:bookmarkEnd w:id="0"/>
-      <w:r>
-        <w:br w:type="page"/>
-      </w:r>
     </w:p>
     <w:p>
       <w:pPr>
@@ -450,6 +450,7 @@
       <w:footerReference r:id="rId4" w:type="default"/>
       <w:pgSz w:w="11906" w:h="16838"/>
       <w:pgMar w:top="1440" w:right="1440" w:bottom="1440" w:left="1440" w:header="708" w:footer="708" w:gutter="0"/>
+      <w:pgNumType w:start="51"/>
       <w:cols w:space="720" w:num="1"/>
       <w:docGrid w:linePitch="360" w:charSpace="0"/>
     </w:sectPr>
